--- a/1_ Modulo/Programação e Algoritmos/Atividade/01 - Exercícios de Lógica Javascript Portugol/Atividade 01 - Programação e Almgoritmos.docx
+++ b/1_ Modulo/Programação e Algoritmos/Atividade/01 - Exercícios de Lógica Javascript Portugol/Atividade 01 - Programação e Almgoritmos.docx
@@ -1,6 +1,6 @@
 
 <file path=word/document.xml><?xml version="1.0" encoding="utf-8"?>
-<w:document xmlns:wpc="http://schemas.microsoft.com/office/word/2010/wordprocessingCanvas" xmlns:cx="http://schemas.microsoft.com/office/drawing/2014/chartex" xmlns:cx1="http://schemas.microsoft.com/office/drawing/2015/9/8/chartex" xmlns:cx2="http://schemas.microsoft.com/office/drawing/2015/10/21/chartex" xmlns:cx3="http://schemas.microsoft.com/office/drawing/2016/5/9/chartex" xmlns:cx4="http://schemas.microsoft.com/office/drawing/2016/5/10/chartex" xmlns:cx5="http://schemas.microsoft.com/office/drawing/2016/5/11/chartex" xmlns:cx6="http://schemas.microsoft.com/office/drawing/2016/5/12/chartex" xmlns:cx7="http://schemas.microsoft.com/office/drawing/2016/5/13/chartex" xmlns:cx8="http://schemas.microsoft.com/office/drawing/2016/5/14/chartex" xmlns:mc="http://schemas.openxmlformats.org/markup-compatibility/2006" xmlns:aink="http://schemas.microsoft.com/office/drawing/2016/ink" xmlns:am3d="http://schemas.microsoft.com/office/drawing/2017/model3d" xmlns:o="urn:schemas-microsoft-com:office:office" xmlns:r="http://schemas.openxmlformats.org/officeDocument/2006/relationships" xmlns:m="http://schemas.openxmlformats.org/officeDocument/2006/math" xmlns:v="urn:schemas-microsoft-com:vml" xmlns:wp14="http://schemas.microsoft.com/office/word/2010/wordprocessingDrawing" xmlns:wp="http://schemas.openxmlformats.org/drawingml/2006/wordprocessingDrawing" xmlns:w10="urn:schemas-microsoft-com:office:word" xmlns:w="http://schemas.openxmlformats.org/wordprocessingml/2006/main" xmlns:w14="http://schemas.microsoft.com/office/word/2010/wordml" xmlns:w15="http://schemas.microsoft.com/office/word/2012/wordml" xmlns:w16cid="http://schemas.microsoft.com/office/word/2016/wordml/cid" xmlns:w16se="http://schemas.microsoft.com/office/word/2015/wordml/symex" xmlns:wpg="http://schemas.microsoft.com/office/word/2010/wordprocessingGroup" xmlns:wpi="http://schemas.microsoft.com/office/word/2010/wordprocessingInk" xmlns:wne="http://schemas.microsoft.com/office/word/2006/wordml" xmlns:wps="http://schemas.microsoft.com/office/word/2010/wordprocessingShape" mc:Ignorable="w14 w15 w16se w16cid wp14">
+<w:document xmlns:wpc="http://schemas.microsoft.com/office/word/2010/wordprocessingCanvas" xmlns:cx="http://schemas.microsoft.com/office/drawing/2014/chartex" xmlns:cx1="http://schemas.microsoft.com/office/drawing/2015/9/8/chartex" xmlns:cx2="http://schemas.microsoft.com/office/drawing/2015/10/21/chartex" xmlns:cx3="http://schemas.microsoft.com/office/drawing/2016/5/9/chartex" xmlns:cx4="http://schemas.microsoft.com/office/drawing/2016/5/10/chartex" xmlns:cx5="http://schemas.microsoft.com/office/drawing/2016/5/11/chartex" xmlns:cx6="http://schemas.microsoft.com/office/drawing/2016/5/12/chartex" xmlns:cx7="http://schemas.microsoft.com/office/drawing/2016/5/13/chartex" xmlns:cx8="http://schemas.microsoft.com/office/drawing/2016/5/14/chartex" xmlns:mc="http://schemas.openxmlformats.org/markup-compatibility/2006" xmlns:aink="http://schemas.microsoft.com/office/drawing/2016/ink" xmlns:am3d="http://schemas.microsoft.com/office/drawing/2017/model3d" xmlns:o="urn:schemas-microsoft-com:office:office" xmlns:oel="http://schemas.microsoft.com/office/2019/extlst" xmlns:r="http://schemas.openxmlformats.org/officeDocument/2006/relationships" xmlns:m="http://schemas.openxmlformats.org/officeDocument/2006/math" xmlns:v="urn:schemas-microsoft-com:vml" xmlns:wp14="http://schemas.microsoft.com/office/word/2010/wordprocessingDrawing" xmlns:wp="http://schemas.openxmlformats.org/drawingml/2006/wordprocessingDrawing" xmlns:w10="urn:schemas-microsoft-com:office:word" xmlns:w="http://schemas.openxmlformats.org/wordprocessingml/2006/main" xmlns:w14="http://schemas.microsoft.com/office/word/2010/wordml" xmlns:w15="http://schemas.microsoft.com/office/word/2012/wordml" xmlns:w16cex="http://schemas.microsoft.com/office/word/2018/wordml/cex" xmlns:w16cid="http://schemas.microsoft.com/office/word/2016/wordml/cid" xmlns:w16="http://schemas.microsoft.com/office/word/2018/wordml" xmlns:w16sdtdh="http://schemas.microsoft.com/office/word/2020/wordml/sdtdatahash" xmlns:w16se="http://schemas.microsoft.com/office/word/2015/wordml/symex" xmlns:wpg="http://schemas.microsoft.com/office/word/2010/wordprocessingGroup" xmlns:wpi="http://schemas.microsoft.com/office/word/2010/wordprocessingInk" xmlns:wne="http://schemas.microsoft.com/office/word/2006/wordml" xmlns:wps="http://schemas.microsoft.com/office/word/2010/wordprocessingShape" mc:Ignorable="w14 w15 w16se w16cid w16 w16cex w16sdtdh wp14">
   <w:body>
     <w:p>
       <w:pPr>
@@ -408,43 +408,7 @@
           <w:sz w:val="20"/>
           <w:szCs w:val="20"/>
         </w:rPr>
-        <w:t xml:space="preserve"> e </w:t>
-      </w:r>
-      <w:proofErr w:type="spellStart"/>
-      <w:r>
-        <w:rPr>
-          <w:rFonts w:ascii="Arial" w:hAnsi="Arial" w:cs="Arial"/>
-          <w:sz w:val="20"/>
-          <w:szCs w:val="20"/>
-        </w:rPr>
-        <w:t>Javascript</w:t>
-      </w:r>
-      <w:proofErr w:type="spellEnd"/>
-      <w:r>
-        <w:rPr>
-          <w:rFonts w:ascii="Arial" w:hAnsi="Arial" w:cs="Arial"/>
-          <w:sz w:val="20"/>
-          <w:szCs w:val="20"/>
-        </w:rPr>
-        <w:t xml:space="preserve">, </w:t>
-      </w:r>
-      <w:proofErr w:type="spellStart"/>
-      <w:r>
-        <w:rPr>
-          <w:rFonts w:ascii="Arial" w:hAnsi="Arial" w:cs="Arial"/>
-          <w:sz w:val="20"/>
-          <w:szCs w:val="20"/>
-        </w:rPr>
-        <w:t>printar</w:t>
-      </w:r>
-      <w:proofErr w:type="spellEnd"/>
-      <w:r>
-        <w:rPr>
-          <w:rFonts w:ascii="Arial" w:hAnsi="Arial" w:cs="Arial"/>
-          <w:sz w:val="20"/>
-          <w:szCs w:val="20"/>
-        </w:rPr>
-        <w:t xml:space="preserve"> a tela da codificação </w:t>
+        <w:t xml:space="preserve"> e Javascript, printar a tela da codificação </w:t>
       </w:r>
       <w:r>
         <w:rPr>
@@ -666,13 +630,13 @@
                 <w:noProof/>
               </w:rPr>
               <w:drawing>
-                <wp:anchor distT="0" distB="0" distL="114300" distR="114300" simplePos="0" relativeHeight="251658240" behindDoc="0" locked="0" layoutInCell="1" allowOverlap="1" wp14:anchorId="2143CAC6" wp14:editId="1153B815">
+                <wp:anchor distT="0" distB="0" distL="114300" distR="114300" simplePos="0" relativeHeight="251658240" behindDoc="0" locked="0" layoutInCell="1" allowOverlap="1" wp14:anchorId="2143CAC6" wp14:editId="43340CA2">
                   <wp:simplePos x="0" y="0"/>
                   <wp:positionH relativeFrom="column">
-                    <wp:posOffset>534035</wp:posOffset>
+                    <wp:posOffset>535570</wp:posOffset>
                   </wp:positionH>
-                  <wp:positionV relativeFrom="paragraph">
-                    <wp:posOffset>12700</wp:posOffset>
+                  <wp:positionV relativeFrom="page">
+                    <wp:posOffset>12653</wp:posOffset>
                   </wp:positionV>
                   <wp:extent cx="2047875" cy="1608455"/>
                   <wp:effectExtent l="0" t="0" r="9525" b="0"/>
@@ -1554,7 +1518,7 @@
                 <w:noProof/>
               </w:rPr>
               <w:drawing>
-                <wp:anchor distT="0" distB="0" distL="114300" distR="114300" simplePos="0" relativeHeight="251663360" behindDoc="0" locked="0" layoutInCell="1" allowOverlap="1" wp14:anchorId="6232BD7A" wp14:editId="41B16C38">
+                <wp:anchor distT="0" distB="0" distL="114300" distR="114300" simplePos="0" relativeHeight="251663360" behindDoc="0" locked="0" layoutInCell="1" allowOverlap="1" wp14:anchorId="6232BD7A" wp14:editId="500793AA">
                   <wp:simplePos x="0" y="0"/>
                   <wp:positionH relativeFrom="column">
                     <wp:posOffset>-56515</wp:posOffset>
@@ -2345,8 +2309,6 @@
           <w:szCs w:val="20"/>
         </w:rPr>
       </w:pPr>
-      <w:bookmarkStart w:id="0" w:name="_GoBack"/>
-      <w:bookmarkEnd w:id="0"/>
     </w:p>
     <w:p>
       <w:pPr>
@@ -2486,6 +2448,66 @@
                 <w:u w:val="single"/>
               </w:rPr>
             </w:pPr>
+            <w:r>
+              <w:rPr>
+                <w:noProof/>
+              </w:rPr>
+              <w:drawing>
+                <wp:anchor distT="0" distB="0" distL="114300" distR="114300" simplePos="0" relativeHeight="251669504" behindDoc="0" locked="0" layoutInCell="1" allowOverlap="1" wp14:anchorId="121C691A" wp14:editId="4924D8BB">
+                  <wp:simplePos x="0" y="0"/>
+                  <wp:positionH relativeFrom="column">
+                    <wp:posOffset>91440</wp:posOffset>
+                  </wp:positionH>
+                  <wp:positionV relativeFrom="paragraph">
+                    <wp:posOffset>93345</wp:posOffset>
+                  </wp:positionV>
+                  <wp:extent cx="3009900" cy="1400175"/>
+                  <wp:effectExtent l="0" t="0" r="0" b="9525"/>
+                  <wp:wrapNone/>
+                  <wp:docPr id="12" name="Imagem 12"/>
+                  <wp:cNvGraphicFramePr>
+                    <a:graphicFrameLocks xmlns:a="http://schemas.openxmlformats.org/drawingml/2006/main" noChangeAspect="1"/>
+                  </wp:cNvGraphicFramePr>
+                  <a:graphic xmlns:a="http://schemas.openxmlformats.org/drawingml/2006/main">
+                    <a:graphicData uri="http://schemas.openxmlformats.org/drawingml/2006/picture">
+                      <pic:pic xmlns:pic="http://schemas.openxmlformats.org/drawingml/2006/picture">
+                        <pic:nvPicPr>
+                          <pic:cNvPr id="1" name=""/>
+                          <pic:cNvPicPr/>
+                        </pic:nvPicPr>
+                        <pic:blipFill>
+                          <a:blip r:embed="rId20">
+                            <a:extLst>
+                              <a:ext uri="{28A0092B-C50C-407E-A947-70E740481C1C}">
+                                <a14:useLocalDpi xmlns:a14="http://schemas.microsoft.com/office/drawing/2010/main" val="0"/>
+                              </a:ext>
+                            </a:extLst>
+                          </a:blip>
+                          <a:stretch>
+                            <a:fillRect/>
+                          </a:stretch>
+                        </pic:blipFill>
+                        <pic:spPr>
+                          <a:xfrm>
+                            <a:off x="0" y="0"/>
+                            <a:ext cx="3009900" cy="1400175"/>
+                          </a:xfrm>
+                          <a:prstGeom prst="rect">
+                            <a:avLst/>
+                          </a:prstGeom>
+                        </pic:spPr>
+                      </pic:pic>
+                    </a:graphicData>
+                  </a:graphic>
+                  <wp14:sizeRelH relativeFrom="margin">
+                    <wp14:pctWidth>0</wp14:pctWidth>
+                  </wp14:sizeRelH>
+                  <wp14:sizeRelV relativeFrom="margin">
+                    <wp14:pctHeight>0</wp14:pctHeight>
+                  </wp14:sizeRelV>
+                </wp:anchor>
+              </w:drawing>
+            </w:r>
           </w:p>
           <w:p>
             <w:pPr>
@@ -2576,6 +2598,66 @@
                 <w:u w:val="single"/>
               </w:rPr>
             </w:pPr>
+            <w:r>
+              <w:rPr>
+                <w:noProof/>
+              </w:rPr>
+              <w:drawing>
+                <wp:anchor distT="0" distB="0" distL="114300" distR="114300" simplePos="0" relativeHeight="251668480" behindDoc="0" locked="0" layoutInCell="1" allowOverlap="1" wp14:anchorId="12D31383" wp14:editId="654E69F1">
+                  <wp:simplePos x="0" y="0"/>
+                  <wp:positionH relativeFrom="margin">
+                    <wp:posOffset>-5715</wp:posOffset>
+                  </wp:positionH>
+                  <wp:positionV relativeFrom="paragraph">
+                    <wp:posOffset>153670</wp:posOffset>
+                  </wp:positionV>
+                  <wp:extent cx="3218180" cy="962025"/>
+                  <wp:effectExtent l="0" t="0" r="1270" b="9525"/>
+                  <wp:wrapNone/>
+                  <wp:docPr id="11" name="Imagem 11"/>
+                  <wp:cNvGraphicFramePr>
+                    <a:graphicFrameLocks xmlns:a="http://schemas.openxmlformats.org/drawingml/2006/main" noChangeAspect="1"/>
+                  </wp:cNvGraphicFramePr>
+                  <a:graphic xmlns:a="http://schemas.openxmlformats.org/drawingml/2006/main">
+                    <a:graphicData uri="http://schemas.openxmlformats.org/drawingml/2006/picture">
+                      <pic:pic xmlns:pic="http://schemas.openxmlformats.org/drawingml/2006/picture">
+                        <pic:nvPicPr>
+                          <pic:cNvPr id="1" name=""/>
+                          <pic:cNvPicPr/>
+                        </pic:nvPicPr>
+                        <pic:blipFill>
+                          <a:blip r:embed="rId21">
+                            <a:extLst>
+                              <a:ext uri="{28A0092B-C50C-407E-A947-70E740481C1C}">
+                                <a14:useLocalDpi xmlns:a14="http://schemas.microsoft.com/office/drawing/2010/main" val="0"/>
+                              </a:ext>
+                            </a:extLst>
+                          </a:blip>
+                          <a:stretch>
+                            <a:fillRect/>
+                          </a:stretch>
+                        </pic:blipFill>
+                        <pic:spPr>
+                          <a:xfrm>
+                            <a:off x="0" y="0"/>
+                            <a:ext cx="3218180" cy="962025"/>
+                          </a:xfrm>
+                          <a:prstGeom prst="rect">
+                            <a:avLst/>
+                          </a:prstGeom>
+                        </pic:spPr>
+                      </pic:pic>
+                    </a:graphicData>
+                  </a:graphic>
+                  <wp14:sizeRelH relativeFrom="margin">
+                    <wp14:pctWidth>0</wp14:pctWidth>
+                  </wp14:sizeRelH>
+                  <wp14:sizeRelV relativeFrom="margin">
+                    <wp14:pctHeight>0</wp14:pctHeight>
+                  </wp14:sizeRelV>
+                </wp:anchor>
+              </w:drawing>
+            </w:r>
           </w:p>
           <w:p>
             <w:pPr>
@@ -2749,6 +2831,66 @@
                 <w:u w:val="single"/>
               </w:rPr>
             </w:pPr>
+            <w:r>
+              <w:rPr>
+                <w:noProof/>
+              </w:rPr>
+              <w:drawing>
+                <wp:anchor distT="0" distB="0" distL="114300" distR="114300" simplePos="0" relativeHeight="251673600" behindDoc="0" locked="0" layoutInCell="1" allowOverlap="1" wp14:anchorId="64AC38F4" wp14:editId="1786E252">
+                  <wp:simplePos x="0" y="0"/>
+                  <wp:positionH relativeFrom="column">
+                    <wp:posOffset>-43180</wp:posOffset>
+                  </wp:positionH>
+                  <wp:positionV relativeFrom="paragraph">
+                    <wp:posOffset>107950</wp:posOffset>
+                  </wp:positionV>
+                  <wp:extent cx="3270250" cy="848360"/>
+                  <wp:effectExtent l="0" t="0" r="6350" b="8890"/>
+                  <wp:wrapNone/>
+                  <wp:docPr id="15" name="Imagem 15"/>
+                  <wp:cNvGraphicFramePr>
+                    <a:graphicFrameLocks xmlns:a="http://schemas.openxmlformats.org/drawingml/2006/main" noChangeAspect="1"/>
+                  </wp:cNvGraphicFramePr>
+                  <a:graphic xmlns:a="http://schemas.openxmlformats.org/drawingml/2006/main">
+                    <a:graphicData uri="http://schemas.openxmlformats.org/drawingml/2006/picture">
+                      <pic:pic xmlns:pic="http://schemas.openxmlformats.org/drawingml/2006/picture">
+                        <pic:nvPicPr>
+                          <pic:cNvPr id="1" name=""/>
+                          <pic:cNvPicPr/>
+                        </pic:nvPicPr>
+                        <pic:blipFill>
+                          <a:blip r:embed="rId22">
+                            <a:extLst>
+                              <a:ext uri="{28A0092B-C50C-407E-A947-70E740481C1C}">
+                                <a14:useLocalDpi xmlns:a14="http://schemas.microsoft.com/office/drawing/2010/main" val="0"/>
+                              </a:ext>
+                            </a:extLst>
+                          </a:blip>
+                          <a:stretch>
+                            <a:fillRect/>
+                          </a:stretch>
+                        </pic:blipFill>
+                        <pic:spPr>
+                          <a:xfrm>
+                            <a:off x="0" y="0"/>
+                            <a:ext cx="3270250" cy="848360"/>
+                          </a:xfrm>
+                          <a:prstGeom prst="rect">
+                            <a:avLst/>
+                          </a:prstGeom>
+                        </pic:spPr>
+                      </pic:pic>
+                    </a:graphicData>
+                  </a:graphic>
+                  <wp14:sizeRelH relativeFrom="margin">
+                    <wp14:pctWidth>0</wp14:pctWidth>
+                  </wp14:sizeRelH>
+                  <wp14:sizeRelV relativeFrom="margin">
+                    <wp14:pctHeight>0</wp14:pctHeight>
+                  </wp14:sizeRelV>
+                </wp:anchor>
+              </w:drawing>
+            </w:r>
           </w:p>
           <w:p>
             <w:pPr>
@@ -2827,6 +2969,66 @@
                 <w:u w:val="single"/>
               </w:rPr>
             </w:pPr>
+            <w:r>
+              <w:rPr>
+                <w:noProof/>
+              </w:rPr>
+              <w:drawing>
+                <wp:anchor distT="0" distB="0" distL="114300" distR="114300" simplePos="0" relativeHeight="251670528" behindDoc="0" locked="0" layoutInCell="1" allowOverlap="1" wp14:anchorId="52D8F6D0" wp14:editId="4152AD83">
+                  <wp:simplePos x="0" y="0"/>
+                  <wp:positionH relativeFrom="column">
+                    <wp:posOffset>-53340</wp:posOffset>
+                  </wp:positionH>
+                  <wp:positionV relativeFrom="paragraph">
+                    <wp:posOffset>27940</wp:posOffset>
+                  </wp:positionV>
+                  <wp:extent cx="3272155" cy="935990"/>
+                  <wp:effectExtent l="0" t="0" r="4445" b="0"/>
+                  <wp:wrapNone/>
+                  <wp:docPr id="13" name="Imagem 13"/>
+                  <wp:cNvGraphicFramePr>
+                    <a:graphicFrameLocks xmlns:a="http://schemas.openxmlformats.org/drawingml/2006/main" noChangeAspect="1"/>
+                  </wp:cNvGraphicFramePr>
+                  <a:graphic xmlns:a="http://schemas.openxmlformats.org/drawingml/2006/main">
+                    <a:graphicData uri="http://schemas.openxmlformats.org/drawingml/2006/picture">
+                      <pic:pic xmlns:pic="http://schemas.openxmlformats.org/drawingml/2006/picture">
+                        <pic:nvPicPr>
+                          <pic:cNvPr id="1" name=""/>
+                          <pic:cNvPicPr/>
+                        </pic:nvPicPr>
+                        <pic:blipFill>
+                          <a:blip r:embed="rId23">
+                            <a:extLst>
+                              <a:ext uri="{28A0092B-C50C-407E-A947-70E740481C1C}">
+                                <a14:useLocalDpi xmlns:a14="http://schemas.microsoft.com/office/drawing/2010/main" val="0"/>
+                              </a:ext>
+                            </a:extLst>
+                          </a:blip>
+                          <a:stretch>
+                            <a:fillRect/>
+                          </a:stretch>
+                        </pic:blipFill>
+                        <pic:spPr>
+                          <a:xfrm>
+                            <a:off x="0" y="0"/>
+                            <a:ext cx="3272155" cy="935990"/>
+                          </a:xfrm>
+                          <a:prstGeom prst="rect">
+                            <a:avLst/>
+                          </a:prstGeom>
+                        </pic:spPr>
+                      </pic:pic>
+                    </a:graphicData>
+                  </a:graphic>
+                  <wp14:sizeRelH relativeFrom="margin">
+                    <wp14:pctWidth>0</wp14:pctWidth>
+                  </wp14:sizeRelH>
+                  <wp14:sizeRelV relativeFrom="margin">
+                    <wp14:pctHeight>0</wp14:pctHeight>
+                  </wp14:sizeRelV>
+                </wp:anchor>
+              </w:drawing>
+            </w:r>
           </w:p>
           <w:p>
             <w:pPr>
@@ -3018,6 +3220,66 @@
                 <w:u w:val="single"/>
               </w:rPr>
             </w:pPr>
+            <w:r>
+              <w:rPr>
+                <w:noProof/>
+              </w:rPr>
+              <w:drawing>
+                <wp:anchor distT="0" distB="0" distL="114300" distR="114300" simplePos="0" relativeHeight="251675648" behindDoc="0" locked="0" layoutInCell="1" allowOverlap="1" wp14:anchorId="0F006542" wp14:editId="501E6E71">
+                  <wp:simplePos x="0" y="0"/>
+                  <wp:positionH relativeFrom="column">
+                    <wp:posOffset>-41275</wp:posOffset>
+                  </wp:positionH>
+                  <wp:positionV relativeFrom="paragraph">
+                    <wp:posOffset>48895</wp:posOffset>
+                  </wp:positionV>
+                  <wp:extent cx="3270250" cy="848360"/>
+                  <wp:effectExtent l="0" t="0" r="6350" b="8890"/>
+                  <wp:wrapNone/>
+                  <wp:docPr id="16" name="Imagem 16"/>
+                  <wp:cNvGraphicFramePr>
+                    <a:graphicFrameLocks xmlns:a="http://schemas.openxmlformats.org/drawingml/2006/main" noChangeAspect="1"/>
+                  </wp:cNvGraphicFramePr>
+                  <a:graphic xmlns:a="http://schemas.openxmlformats.org/drawingml/2006/main">
+                    <a:graphicData uri="http://schemas.openxmlformats.org/drawingml/2006/picture">
+                      <pic:pic xmlns:pic="http://schemas.openxmlformats.org/drawingml/2006/picture">
+                        <pic:nvPicPr>
+                          <pic:cNvPr id="1" name=""/>
+                          <pic:cNvPicPr/>
+                        </pic:nvPicPr>
+                        <pic:blipFill>
+                          <a:blip r:embed="rId22">
+                            <a:extLst>
+                              <a:ext uri="{28A0092B-C50C-407E-A947-70E740481C1C}">
+                                <a14:useLocalDpi xmlns:a14="http://schemas.microsoft.com/office/drawing/2010/main" val="0"/>
+                              </a:ext>
+                            </a:extLst>
+                          </a:blip>
+                          <a:stretch>
+                            <a:fillRect/>
+                          </a:stretch>
+                        </pic:blipFill>
+                        <pic:spPr>
+                          <a:xfrm>
+                            <a:off x="0" y="0"/>
+                            <a:ext cx="3270250" cy="848360"/>
+                          </a:xfrm>
+                          <a:prstGeom prst="rect">
+                            <a:avLst/>
+                          </a:prstGeom>
+                        </pic:spPr>
+                      </pic:pic>
+                    </a:graphicData>
+                  </a:graphic>
+                  <wp14:sizeRelH relativeFrom="margin">
+                    <wp14:pctWidth>0</wp14:pctWidth>
+                  </wp14:sizeRelH>
+                  <wp14:sizeRelV relativeFrom="margin">
+                    <wp14:pctHeight>0</wp14:pctHeight>
+                  </wp14:sizeRelV>
+                </wp:anchor>
+              </w:drawing>
+            </w:r>
           </w:p>
           <w:p>
             <w:pPr>
@@ -3096,6 +3358,66 @@
                 <w:u w:val="single"/>
               </w:rPr>
             </w:pPr>
+            <w:r>
+              <w:rPr>
+                <w:noProof/>
+              </w:rPr>
+              <w:drawing>
+                <wp:anchor distT="0" distB="0" distL="114300" distR="114300" simplePos="0" relativeHeight="251672576" behindDoc="0" locked="0" layoutInCell="1" allowOverlap="1" wp14:anchorId="6660F3AE" wp14:editId="698D302E">
+                  <wp:simplePos x="0" y="0"/>
+                  <wp:positionH relativeFrom="column">
+                    <wp:posOffset>-36195</wp:posOffset>
+                  </wp:positionH>
+                  <wp:positionV relativeFrom="paragraph">
+                    <wp:posOffset>32385</wp:posOffset>
+                  </wp:positionV>
+                  <wp:extent cx="3272155" cy="935990"/>
+                  <wp:effectExtent l="0" t="0" r="4445" b="0"/>
+                  <wp:wrapNone/>
+                  <wp:docPr id="14" name="Imagem 14"/>
+                  <wp:cNvGraphicFramePr>
+                    <a:graphicFrameLocks xmlns:a="http://schemas.openxmlformats.org/drawingml/2006/main" noChangeAspect="1"/>
+                  </wp:cNvGraphicFramePr>
+                  <a:graphic xmlns:a="http://schemas.openxmlformats.org/drawingml/2006/main">
+                    <a:graphicData uri="http://schemas.openxmlformats.org/drawingml/2006/picture">
+                      <pic:pic xmlns:pic="http://schemas.openxmlformats.org/drawingml/2006/picture">
+                        <pic:nvPicPr>
+                          <pic:cNvPr id="1" name=""/>
+                          <pic:cNvPicPr/>
+                        </pic:nvPicPr>
+                        <pic:blipFill>
+                          <a:blip r:embed="rId23">
+                            <a:extLst>
+                              <a:ext uri="{28A0092B-C50C-407E-A947-70E740481C1C}">
+                                <a14:useLocalDpi xmlns:a14="http://schemas.microsoft.com/office/drawing/2010/main" val="0"/>
+                              </a:ext>
+                            </a:extLst>
+                          </a:blip>
+                          <a:stretch>
+                            <a:fillRect/>
+                          </a:stretch>
+                        </pic:blipFill>
+                        <pic:spPr>
+                          <a:xfrm>
+                            <a:off x="0" y="0"/>
+                            <a:ext cx="3272155" cy="935990"/>
+                          </a:xfrm>
+                          <a:prstGeom prst="rect">
+                            <a:avLst/>
+                          </a:prstGeom>
+                        </pic:spPr>
+                      </pic:pic>
+                    </a:graphicData>
+                  </a:graphic>
+                  <wp14:sizeRelH relativeFrom="margin">
+                    <wp14:pctWidth>0</wp14:pctWidth>
+                  </wp14:sizeRelH>
+                  <wp14:sizeRelV relativeFrom="margin">
+                    <wp14:pctHeight>0</wp14:pctHeight>
+                  </wp14:sizeRelV>
+                </wp:anchor>
+              </w:drawing>
+            </w:r>
           </w:p>
           <w:p>
             <w:pPr>
@@ -3239,6 +3561,66 @@
                 <w:u w:val="single"/>
               </w:rPr>
             </w:pPr>
+            <w:r>
+              <w:rPr>
+                <w:noProof/>
+              </w:rPr>
+              <w:drawing>
+                <wp:anchor distT="0" distB="0" distL="114300" distR="114300" simplePos="0" relativeHeight="251677696" behindDoc="0" locked="0" layoutInCell="1" allowOverlap="1" wp14:anchorId="41078161" wp14:editId="4BCEB9DD">
+                  <wp:simplePos x="0" y="0"/>
+                  <wp:positionH relativeFrom="column">
+                    <wp:posOffset>-25400</wp:posOffset>
+                  </wp:positionH>
+                  <wp:positionV relativeFrom="paragraph">
+                    <wp:posOffset>298450</wp:posOffset>
+                  </wp:positionV>
+                  <wp:extent cx="3208020" cy="943610"/>
+                  <wp:effectExtent l="0" t="0" r="0" b="8890"/>
+                  <wp:wrapNone/>
+                  <wp:docPr id="18" name="Imagem 18"/>
+                  <wp:cNvGraphicFramePr>
+                    <a:graphicFrameLocks xmlns:a="http://schemas.openxmlformats.org/drawingml/2006/main" noChangeAspect="1"/>
+                  </wp:cNvGraphicFramePr>
+                  <a:graphic xmlns:a="http://schemas.openxmlformats.org/drawingml/2006/main">
+                    <a:graphicData uri="http://schemas.openxmlformats.org/drawingml/2006/picture">
+                      <pic:pic xmlns:pic="http://schemas.openxmlformats.org/drawingml/2006/picture">
+                        <pic:nvPicPr>
+                          <pic:cNvPr id="1" name=""/>
+                          <pic:cNvPicPr/>
+                        </pic:nvPicPr>
+                        <pic:blipFill>
+                          <a:blip r:embed="rId24">
+                            <a:extLst>
+                              <a:ext uri="{28A0092B-C50C-407E-A947-70E740481C1C}">
+                                <a14:useLocalDpi xmlns:a14="http://schemas.microsoft.com/office/drawing/2010/main" val="0"/>
+                              </a:ext>
+                            </a:extLst>
+                          </a:blip>
+                          <a:stretch>
+                            <a:fillRect/>
+                          </a:stretch>
+                        </pic:blipFill>
+                        <pic:spPr>
+                          <a:xfrm>
+                            <a:off x="0" y="0"/>
+                            <a:ext cx="3208020" cy="943610"/>
+                          </a:xfrm>
+                          <a:prstGeom prst="rect">
+                            <a:avLst/>
+                          </a:prstGeom>
+                        </pic:spPr>
+                      </pic:pic>
+                    </a:graphicData>
+                  </a:graphic>
+                  <wp14:sizeRelH relativeFrom="margin">
+                    <wp14:pctWidth>0</wp14:pctWidth>
+                  </wp14:sizeRelH>
+                  <wp14:sizeRelV relativeFrom="margin">
+                    <wp14:pctHeight>0</wp14:pctHeight>
+                  </wp14:sizeRelV>
+                </wp:anchor>
+              </w:drawing>
+            </w:r>
           </w:p>
           <w:p>
             <w:pPr>
@@ -3329,6 +3711,66 @@
                 <w:u w:val="single"/>
               </w:rPr>
             </w:pPr>
+            <w:r>
+              <w:rPr>
+                <w:noProof/>
+              </w:rPr>
+              <w:drawing>
+                <wp:anchor distT="0" distB="0" distL="114300" distR="114300" simplePos="0" relativeHeight="251676672" behindDoc="0" locked="0" layoutInCell="1" allowOverlap="1" wp14:anchorId="1FCB270B" wp14:editId="2FAD0371">
+                  <wp:simplePos x="0" y="0"/>
+                  <wp:positionH relativeFrom="column">
+                    <wp:posOffset>-48895</wp:posOffset>
+                  </wp:positionH>
+                  <wp:positionV relativeFrom="paragraph">
+                    <wp:posOffset>-230505</wp:posOffset>
+                  </wp:positionV>
+                  <wp:extent cx="3281045" cy="785495"/>
+                  <wp:effectExtent l="0" t="0" r="0" b="0"/>
+                  <wp:wrapNone/>
+                  <wp:docPr id="17" name="Imagem 17"/>
+                  <wp:cNvGraphicFramePr>
+                    <a:graphicFrameLocks xmlns:a="http://schemas.openxmlformats.org/drawingml/2006/main" noChangeAspect="1"/>
+                  </wp:cNvGraphicFramePr>
+                  <a:graphic xmlns:a="http://schemas.openxmlformats.org/drawingml/2006/main">
+                    <a:graphicData uri="http://schemas.openxmlformats.org/drawingml/2006/picture">
+                      <pic:pic xmlns:pic="http://schemas.openxmlformats.org/drawingml/2006/picture">
+                        <pic:nvPicPr>
+                          <pic:cNvPr id="1" name=""/>
+                          <pic:cNvPicPr/>
+                        </pic:nvPicPr>
+                        <pic:blipFill>
+                          <a:blip r:embed="rId25">
+                            <a:extLst>
+                              <a:ext uri="{28A0092B-C50C-407E-A947-70E740481C1C}">
+                                <a14:useLocalDpi xmlns:a14="http://schemas.microsoft.com/office/drawing/2010/main" val="0"/>
+                              </a:ext>
+                            </a:extLst>
+                          </a:blip>
+                          <a:stretch>
+                            <a:fillRect/>
+                          </a:stretch>
+                        </pic:blipFill>
+                        <pic:spPr>
+                          <a:xfrm>
+                            <a:off x="0" y="0"/>
+                            <a:ext cx="3281045" cy="785495"/>
+                          </a:xfrm>
+                          <a:prstGeom prst="rect">
+                            <a:avLst/>
+                          </a:prstGeom>
+                        </pic:spPr>
+                      </pic:pic>
+                    </a:graphicData>
+                  </a:graphic>
+                  <wp14:sizeRelH relativeFrom="margin">
+                    <wp14:pctWidth>0</wp14:pctWidth>
+                  </wp14:sizeRelH>
+                  <wp14:sizeRelV relativeFrom="margin">
+                    <wp14:pctHeight>0</wp14:pctHeight>
+                  </wp14:sizeRelV>
+                </wp:anchor>
+              </w:drawing>
+            </w:r>
           </w:p>
           <w:p>
             <w:pPr>
@@ -9343,8 +9785,8 @@
       </w:pPr>
     </w:p>
     <w:sectPr>
-      <w:headerReference w:type="default" r:id="rId20"/>
-      <w:footerReference w:type="default" r:id="rId21"/>
+      <w:headerReference w:type="default" r:id="rId26"/>
+      <w:footerReference w:type="default" r:id="rId27"/>
       <w:pgSz w:w="11906" w:h="16838"/>
       <w:pgMar w:top="720" w:right="720" w:bottom="720" w:left="720" w:header="227" w:footer="0" w:gutter="0"/>
       <w:cols w:space="708"/>
@@ -9355,7 +9797,7 @@
 </file>
 
 <file path=word/endnotes.xml><?xml version="1.0" encoding="utf-8"?>
-<w:endnotes xmlns:wpc="http://schemas.microsoft.com/office/word/2010/wordprocessingCanvas" xmlns:cx="http://schemas.microsoft.com/office/drawing/2014/chartex" xmlns:cx1="http://schemas.microsoft.com/office/drawing/2015/9/8/chartex" xmlns:cx2="http://schemas.microsoft.com/office/drawing/2015/10/21/chartex" xmlns:cx3="http://schemas.microsoft.com/office/drawing/2016/5/9/chartex" xmlns:cx4="http://schemas.microsoft.com/office/drawing/2016/5/10/chartex" xmlns:cx5="http://schemas.microsoft.com/office/drawing/2016/5/11/chartex" xmlns:cx6="http://schemas.microsoft.com/office/drawing/2016/5/12/chartex" xmlns:cx7="http://schemas.microsoft.com/office/drawing/2016/5/13/chartex" xmlns:cx8="http://schemas.microsoft.com/office/drawing/2016/5/14/chartex" xmlns:mc="http://schemas.openxmlformats.org/markup-compatibility/2006" xmlns:aink="http://schemas.microsoft.com/office/drawing/2016/ink" xmlns:am3d="http://schemas.microsoft.com/office/drawing/2017/model3d" xmlns:o="urn:schemas-microsoft-com:office:office" xmlns:r="http://schemas.openxmlformats.org/officeDocument/2006/relationships" xmlns:m="http://schemas.openxmlformats.org/officeDocument/2006/math" xmlns:v="urn:schemas-microsoft-com:vml" xmlns:wp14="http://schemas.microsoft.com/office/word/2010/wordprocessingDrawing" xmlns:wp="http://schemas.openxmlformats.org/drawingml/2006/wordprocessingDrawing" xmlns:w10="urn:schemas-microsoft-com:office:word" xmlns:w="http://schemas.openxmlformats.org/wordprocessingml/2006/main" xmlns:w14="http://schemas.microsoft.com/office/word/2010/wordml" xmlns:w15="http://schemas.microsoft.com/office/word/2012/wordml" xmlns:w16cid="http://schemas.microsoft.com/office/word/2016/wordml/cid" xmlns:w16se="http://schemas.microsoft.com/office/word/2015/wordml/symex" xmlns:wpg="http://schemas.microsoft.com/office/word/2010/wordprocessingGroup" xmlns:wpi="http://schemas.microsoft.com/office/word/2010/wordprocessingInk" xmlns:wne="http://schemas.microsoft.com/office/word/2006/wordml" xmlns:wps="http://schemas.microsoft.com/office/word/2010/wordprocessingShape" mc:Ignorable="w14 w15 w16se w16cid wp14">
+<w:endnotes xmlns:wpc="http://schemas.microsoft.com/office/word/2010/wordprocessingCanvas" xmlns:cx="http://schemas.microsoft.com/office/drawing/2014/chartex" xmlns:cx1="http://schemas.microsoft.com/office/drawing/2015/9/8/chartex" xmlns:cx2="http://schemas.microsoft.com/office/drawing/2015/10/21/chartex" xmlns:cx3="http://schemas.microsoft.com/office/drawing/2016/5/9/chartex" xmlns:cx4="http://schemas.microsoft.com/office/drawing/2016/5/10/chartex" xmlns:cx5="http://schemas.microsoft.com/office/drawing/2016/5/11/chartex" xmlns:cx6="http://schemas.microsoft.com/office/drawing/2016/5/12/chartex" xmlns:cx7="http://schemas.microsoft.com/office/drawing/2016/5/13/chartex" xmlns:cx8="http://schemas.microsoft.com/office/drawing/2016/5/14/chartex" xmlns:mc="http://schemas.openxmlformats.org/markup-compatibility/2006" xmlns:aink="http://schemas.microsoft.com/office/drawing/2016/ink" xmlns:am3d="http://schemas.microsoft.com/office/drawing/2017/model3d" xmlns:o="urn:schemas-microsoft-com:office:office" xmlns:oel="http://schemas.microsoft.com/office/2019/extlst" xmlns:r="http://schemas.openxmlformats.org/officeDocument/2006/relationships" xmlns:m="http://schemas.openxmlformats.org/officeDocument/2006/math" xmlns:v="urn:schemas-microsoft-com:vml" xmlns:wp14="http://schemas.microsoft.com/office/word/2010/wordprocessingDrawing" xmlns:wp="http://schemas.openxmlformats.org/drawingml/2006/wordprocessingDrawing" xmlns:w10="urn:schemas-microsoft-com:office:word" xmlns:w="http://schemas.openxmlformats.org/wordprocessingml/2006/main" xmlns:w14="http://schemas.microsoft.com/office/word/2010/wordml" xmlns:w15="http://schemas.microsoft.com/office/word/2012/wordml" xmlns:w16cex="http://schemas.microsoft.com/office/word/2018/wordml/cex" xmlns:w16cid="http://schemas.microsoft.com/office/word/2016/wordml/cid" xmlns:w16="http://schemas.microsoft.com/office/word/2018/wordml" xmlns:w16sdtdh="http://schemas.microsoft.com/office/word/2020/wordml/sdtdatahash" xmlns:w16se="http://schemas.microsoft.com/office/word/2015/wordml/symex" xmlns:wpg="http://schemas.microsoft.com/office/word/2010/wordprocessingGroup" xmlns:wpi="http://schemas.microsoft.com/office/word/2010/wordprocessingInk" xmlns:wne="http://schemas.microsoft.com/office/word/2006/wordml" xmlns:wps="http://schemas.microsoft.com/office/word/2010/wordprocessingShape" mc:Ignorable="w14 w15 w16se w16cid w16 w16cex w16sdtdh wp14">
   <w:endnote w:type="separator" w:id="-1">
     <w:p>
       <w:pPr>
@@ -9380,7 +9822,7 @@
 </file>
 
 <file path=word/footer1.xml><?xml version="1.0" encoding="utf-8"?>
-<w:ftr xmlns:wpc="http://schemas.microsoft.com/office/word/2010/wordprocessingCanvas" xmlns:cx="http://schemas.microsoft.com/office/drawing/2014/chartex" xmlns:cx1="http://schemas.microsoft.com/office/drawing/2015/9/8/chartex" xmlns:cx2="http://schemas.microsoft.com/office/drawing/2015/10/21/chartex" xmlns:cx3="http://schemas.microsoft.com/office/drawing/2016/5/9/chartex" xmlns:cx4="http://schemas.microsoft.com/office/drawing/2016/5/10/chartex" xmlns:cx5="http://schemas.microsoft.com/office/drawing/2016/5/11/chartex" xmlns:cx6="http://schemas.microsoft.com/office/drawing/2016/5/12/chartex" xmlns:cx7="http://schemas.microsoft.com/office/drawing/2016/5/13/chartex" xmlns:cx8="http://schemas.microsoft.com/office/drawing/2016/5/14/chartex" xmlns:mc="http://schemas.openxmlformats.org/markup-compatibility/2006" xmlns:aink="http://schemas.microsoft.com/office/drawing/2016/ink" xmlns:am3d="http://schemas.microsoft.com/office/drawing/2017/model3d" xmlns:o="urn:schemas-microsoft-com:office:office" xmlns:r="http://schemas.openxmlformats.org/officeDocument/2006/relationships" xmlns:m="http://schemas.openxmlformats.org/officeDocument/2006/math" xmlns:v="urn:schemas-microsoft-com:vml" xmlns:wp14="http://schemas.microsoft.com/office/word/2010/wordprocessingDrawing" xmlns:wp="http://schemas.openxmlformats.org/drawingml/2006/wordprocessingDrawing" xmlns:w10="urn:schemas-microsoft-com:office:word" xmlns:w="http://schemas.openxmlformats.org/wordprocessingml/2006/main" xmlns:w14="http://schemas.microsoft.com/office/word/2010/wordml" xmlns:w15="http://schemas.microsoft.com/office/word/2012/wordml" xmlns:w16cid="http://schemas.microsoft.com/office/word/2016/wordml/cid" xmlns:w16se="http://schemas.microsoft.com/office/word/2015/wordml/symex" xmlns:wpg="http://schemas.microsoft.com/office/word/2010/wordprocessingGroup" xmlns:wpi="http://schemas.microsoft.com/office/word/2010/wordprocessingInk" xmlns:wne="http://schemas.microsoft.com/office/word/2006/wordml" xmlns:wps="http://schemas.microsoft.com/office/word/2010/wordprocessingShape" mc:Ignorable="w14 w15 w16se w16cid wp14">
+<w:ftr xmlns:wpc="http://schemas.microsoft.com/office/word/2010/wordprocessingCanvas" xmlns:cx="http://schemas.microsoft.com/office/drawing/2014/chartex" xmlns:cx1="http://schemas.microsoft.com/office/drawing/2015/9/8/chartex" xmlns:cx2="http://schemas.microsoft.com/office/drawing/2015/10/21/chartex" xmlns:cx3="http://schemas.microsoft.com/office/drawing/2016/5/9/chartex" xmlns:cx4="http://schemas.microsoft.com/office/drawing/2016/5/10/chartex" xmlns:cx5="http://schemas.microsoft.com/office/drawing/2016/5/11/chartex" xmlns:cx6="http://schemas.microsoft.com/office/drawing/2016/5/12/chartex" xmlns:cx7="http://schemas.microsoft.com/office/drawing/2016/5/13/chartex" xmlns:cx8="http://schemas.microsoft.com/office/drawing/2016/5/14/chartex" xmlns:mc="http://schemas.openxmlformats.org/markup-compatibility/2006" xmlns:aink="http://schemas.microsoft.com/office/drawing/2016/ink" xmlns:am3d="http://schemas.microsoft.com/office/drawing/2017/model3d" xmlns:o="urn:schemas-microsoft-com:office:office" xmlns:oel="http://schemas.microsoft.com/office/2019/extlst" xmlns:r="http://schemas.openxmlformats.org/officeDocument/2006/relationships" xmlns:m="http://schemas.openxmlformats.org/officeDocument/2006/math" xmlns:v="urn:schemas-microsoft-com:vml" xmlns:wp14="http://schemas.microsoft.com/office/word/2010/wordprocessingDrawing" xmlns:wp="http://schemas.openxmlformats.org/drawingml/2006/wordprocessingDrawing" xmlns:w10="urn:schemas-microsoft-com:office:word" xmlns:w="http://schemas.openxmlformats.org/wordprocessingml/2006/main" xmlns:w14="http://schemas.microsoft.com/office/word/2010/wordml" xmlns:w15="http://schemas.microsoft.com/office/word/2012/wordml" xmlns:w16cex="http://schemas.microsoft.com/office/word/2018/wordml/cex" xmlns:w16cid="http://schemas.microsoft.com/office/word/2016/wordml/cid" xmlns:w16="http://schemas.microsoft.com/office/word/2018/wordml" xmlns:w16sdtdh="http://schemas.microsoft.com/office/word/2020/wordml/sdtdatahash" xmlns:w16se="http://schemas.microsoft.com/office/word/2015/wordml/symex" xmlns:wpg="http://schemas.microsoft.com/office/word/2010/wordprocessingGroup" xmlns:wpi="http://schemas.microsoft.com/office/word/2010/wordprocessingInk" xmlns:wne="http://schemas.microsoft.com/office/word/2006/wordml" xmlns:wps="http://schemas.microsoft.com/office/word/2010/wordprocessingShape" mc:Ignorable="w14 w15 w16se w16cid w16 w16cex w16sdtdh wp14">
   <w:tbl>
     <w:tblPr>
       <w:tblStyle w:val="Tabelacomgrade"/>
@@ -9514,7 +9956,6 @@
               <w:docPartUnique/>
             </w:docPartObj>
           </w:sdtPr>
-          <w:sdtEndPr/>
           <w:sdtContent>
             <w:sdt>
               <w:sdtPr>
@@ -9528,7 +9969,6 @@
                   <w:docPartUnique/>
                 </w:docPartObj>
               </w:sdtPr>
-              <w:sdtEndPr/>
               <w:sdtContent>
                 <w:sdt>
                   <w:sdtPr>
@@ -9542,7 +9982,6 @@
                       <w:docPartUnique/>
                     </w:docPartObj>
                   </w:sdtPr>
-                  <w:sdtEndPr/>
                   <w:sdtContent>
                     <w:p>
                       <w:pPr>
@@ -9693,7 +10132,7 @@
 </file>
 
 <file path=word/footnotes.xml><?xml version="1.0" encoding="utf-8"?>
-<w:footnotes xmlns:wpc="http://schemas.microsoft.com/office/word/2010/wordprocessingCanvas" xmlns:cx="http://schemas.microsoft.com/office/drawing/2014/chartex" xmlns:cx1="http://schemas.microsoft.com/office/drawing/2015/9/8/chartex" xmlns:cx2="http://schemas.microsoft.com/office/drawing/2015/10/21/chartex" xmlns:cx3="http://schemas.microsoft.com/office/drawing/2016/5/9/chartex" xmlns:cx4="http://schemas.microsoft.com/office/drawing/2016/5/10/chartex" xmlns:cx5="http://schemas.microsoft.com/office/drawing/2016/5/11/chartex" xmlns:cx6="http://schemas.microsoft.com/office/drawing/2016/5/12/chartex" xmlns:cx7="http://schemas.microsoft.com/office/drawing/2016/5/13/chartex" xmlns:cx8="http://schemas.microsoft.com/office/drawing/2016/5/14/chartex" xmlns:mc="http://schemas.openxmlformats.org/markup-compatibility/2006" xmlns:aink="http://schemas.microsoft.com/office/drawing/2016/ink" xmlns:am3d="http://schemas.microsoft.com/office/drawing/2017/model3d" xmlns:o="urn:schemas-microsoft-com:office:office" xmlns:r="http://schemas.openxmlformats.org/officeDocument/2006/relationships" xmlns:m="http://schemas.openxmlformats.org/officeDocument/2006/math" xmlns:v="urn:schemas-microsoft-com:vml" xmlns:wp14="http://schemas.microsoft.com/office/word/2010/wordprocessingDrawing" xmlns:wp="http://schemas.openxmlformats.org/drawingml/2006/wordprocessingDrawing" xmlns:w10="urn:schemas-microsoft-com:office:word" xmlns:w="http://schemas.openxmlformats.org/wordprocessingml/2006/main" xmlns:w14="http://schemas.microsoft.com/office/word/2010/wordml" xmlns:w15="http://schemas.microsoft.com/office/word/2012/wordml" xmlns:w16cid="http://schemas.microsoft.com/office/word/2016/wordml/cid" xmlns:w16se="http://schemas.microsoft.com/office/word/2015/wordml/symex" xmlns:wpg="http://schemas.microsoft.com/office/word/2010/wordprocessingGroup" xmlns:wpi="http://schemas.microsoft.com/office/word/2010/wordprocessingInk" xmlns:wne="http://schemas.microsoft.com/office/word/2006/wordml" xmlns:wps="http://schemas.microsoft.com/office/word/2010/wordprocessingShape" mc:Ignorable="w14 w15 w16se w16cid wp14">
+<w:footnotes xmlns:wpc="http://schemas.microsoft.com/office/word/2010/wordprocessingCanvas" xmlns:cx="http://schemas.microsoft.com/office/drawing/2014/chartex" xmlns:cx1="http://schemas.microsoft.com/office/drawing/2015/9/8/chartex" xmlns:cx2="http://schemas.microsoft.com/office/drawing/2015/10/21/chartex" xmlns:cx3="http://schemas.microsoft.com/office/drawing/2016/5/9/chartex" xmlns:cx4="http://schemas.microsoft.com/office/drawing/2016/5/10/chartex" xmlns:cx5="http://schemas.microsoft.com/office/drawing/2016/5/11/chartex" xmlns:cx6="http://schemas.microsoft.com/office/drawing/2016/5/12/chartex" xmlns:cx7="http://schemas.microsoft.com/office/drawing/2016/5/13/chartex" xmlns:cx8="http://schemas.microsoft.com/office/drawing/2016/5/14/chartex" xmlns:mc="http://schemas.openxmlformats.org/markup-compatibility/2006" xmlns:aink="http://schemas.microsoft.com/office/drawing/2016/ink" xmlns:am3d="http://schemas.microsoft.com/office/drawing/2017/model3d" xmlns:o="urn:schemas-microsoft-com:office:office" xmlns:oel="http://schemas.microsoft.com/office/2019/extlst" xmlns:r="http://schemas.openxmlformats.org/officeDocument/2006/relationships" xmlns:m="http://schemas.openxmlformats.org/officeDocument/2006/math" xmlns:v="urn:schemas-microsoft-com:vml" xmlns:wp14="http://schemas.microsoft.com/office/word/2010/wordprocessingDrawing" xmlns:wp="http://schemas.openxmlformats.org/drawingml/2006/wordprocessingDrawing" xmlns:w10="urn:schemas-microsoft-com:office:word" xmlns:w="http://schemas.openxmlformats.org/wordprocessingml/2006/main" xmlns:w14="http://schemas.microsoft.com/office/word/2010/wordml" xmlns:w15="http://schemas.microsoft.com/office/word/2012/wordml" xmlns:w16cex="http://schemas.microsoft.com/office/word/2018/wordml/cex" xmlns:w16cid="http://schemas.microsoft.com/office/word/2016/wordml/cid" xmlns:w16="http://schemas.microsoft.com/office/word/2018/wordml" xmlns:w16sdtdh="http://schemas.microsoft.com/office/word/2020/wordml/sdtdatahash" xmlns:w16se="http://schemas.microsoft.com/office/word/2015/wordml/symex" xmlns:wpg="http://schemas.microsoft.com/office/word/2010/wordprocessingGroup" xmlns:wpi="http://schemas.microsoft.com/office/word/2010/wordprocessingInk" xmlns:wne="http://schemas.microsoft.com/office/word/2006/wordml" xmlns:wps="http://schemas.microsoft.com/office/word/2010/wordprocessingShape" mc:Ignorable="w14 w15 w16se w16cid w16 w16cex w16sdtdh wp14">
   <w:footnote w:type="separator" w:id="-1">
     <w:p>
       <w:pPr>
@@ -9718,7 +10157,7 @@
 </file>
 
 <file path=word/header1.xml><?xml version="1.0" encoding="utf-8"?>
-<w:hdr xmlns:wpc="http://schemas.microsoft.com/office/word/2010/wordprocessingCanvas" xmlns:cx="http://schemas.microsoft.com/office/drawing/2014/chartex" xmlns:cx1="http://schemas.microsoft.com/office/drawing/2015/9/8/chartex" xmlns:cx2="http://schemas.microsoft.com/office/drawing/2015/10/21/chartex" xmlns:cx3="http://schemas.microsoft.com/office/drawing/2016/5/9/chartex" xmlns:cx4="http://schemas.microsoft.com/office/drawing/2016/5/10/chartex" xmlns:cx5="http://schemas.microsoft.com/office/drawing/2016/5/11/chartex" xmlns:cx6="http://schemas.microsoft.com/office/drawing/2016/5/12/chartex" xmlns:cx7="http://schemas.microsoft.com/office/drawing/2016/5/13/chartex" xmlns:cx8="http://schemas.microsoft.com/office/drawing/2016/5/14/chartex" xmlns:mc="http://schemas.openxmlformats.org/markup-compatibility/2006" xmlns:aink="http://schemas.microsoft.com/office/drawing/2016/ink" xmlns:am3d="http://schemas.microsoft.com/office/drawing/2017/model3d" xmlns:o="urn:schemas-microsoft-com:office:office" xmlns:r="http://schemas.openxmlformats.org/officeDocument/2006/relationships" xmlns:m="http://schemas.openxmlformats.org/officeDocument/2006/math" xmlns:v="urn:schemas-microsoft-com:vml" xmlns:wp14="http://schemas.microsoft.com/office/word/2010/wordprocessingDrawing" xmlns:wp="http://schemas.openxmlformats.org/drawingml/2006/wordprocessingDrawing" xmlns:w10="urn:schemas-microsoft-com:office:word" xmlns:w="http://schemas.openxmlformats.org/wordprocessingml/2006/main" xmlns:w14="http://schemas.microsoft.com/office/word/2010/wordml" xmlns:w15="http://schemas.microsoft.com/office/word/2012/wordml" xmlns:w16cid="http://schemas.microsoft.com/office/word/2016/wordml/cid" xmlns:w16se="http://schemas.microsoft.com/office/word/2015/wordml/symex" xmlns:wpg="http://schemas.microsoft.com/office/word/2010/wordprocessingGroup" xmlns:wpi="http://schemas.microsoft.com/office/word/2010/wordprocessingInk" xmlns:wne="http://schemas.microsoft.com/office/word/2006/wordml" xmlns:wps="http://schemas.microsoft.com/office/word/2010/wordprocessingShape" mc:Ignorable="w14 w15 w16se w16cid wp14">
+<w:hdr xmlns:wpc="http://schemas.microsoft.com/office/word/2010/wordprocessingCanvas" xmlns:cx="http://schemas.microsoft.com/office/drawing/2014/chartex" xmlns:cx1="http://schemas.microsoft.com/office/drawing/2015/9/8/chartex" xmlns:cx2="http://schemas.microsoft.com/office/drawing/2015/10/21/chartex" xmlns:cx3="http://schemas.microsoft.com/office/drawing/2016/5/9/chartex" xmlns:cx4="http://schemas.microsoft.com/office/drawing/2016/5/10/chartex" xmlns:cx5="http://schemas.microsoft.com/office/drawing/2016/5/11/chartex" xmlns:cx6="http://schemas.microsoft.com/office/drawing/2016/5/12/chartex" xmlns:cx7="http://schemas.microsoft.com/office/drawing/2016/5/13/chartex" xmlns:cx8="http://schemas.microsoft.com/office/drawing/2016/5/14/chartex" xmlns:mc="http://schemas.openxmlformats.org/markup-compatibility/2006" xmlns:aink="http://schemas.microsoft.com/office/drawing/2016/ink" xmlns:am3d="http://schemas.microsoft.com/office/drawing/2017/model3d" xmlns:o="urn:schemas-microsoft-com:office:office" xmlns:oel="http://schemas.microsoft.com/office/2019/extlst" xmlns:r="http://schemas.openxmlformats.org/officeDocument/2006/relationships" xmlns:m="http://schemas.openxmlformats.org/officeDocument/2006/math" xmlns:v="urn:schemas-microsoft-com:vml" xmlns:wp14="http://schemas.microsoft.com/office/word/2010/wordprocessingDrawing" xmlns:wp="http://schemas.openxmlformats.org/drawingml/2006/wordprocessingDrawing" xmlns:w10="urn:schemas-microsoft-com:office:word" xmlns:w="http://schemas.openxmlformats.org/wordprocessingml/2006/main" xmlns:w14="http://schemas.microsoft.com/office/word/2010/wordml" xmlns:w15="http://schemas.microsoft.com/office/word/2012/wordml" xmlns:w16cex="http://schemas.microsoft.com/office/word/2018/wordml/cex" xmlns:w16cid="http://schemas.microsoft.com/office/word/2016/wordml/cid" xmlns:w16="http://schemas.microsoft.com/office/word/2018/wordml" xmlns:w16sdtdh="http://schemas.microsoft.com/office/word/2020/wordml/sdtdatahash" xmlns:w16se="http://schemas.microsoft.com/office/word/2015/wordml/symex" xmlns:wpg="http://schemas.microsoft.com/office/word/2010/wordprocessingGroup" xmlns:wpi="http://schemas.microsoft.com/office/word/2010/wordprocessingInk" xmlns:wne="http://schemas.microsoft.com/office/word/2006/wordml" xmlns:wps="http://schemas.microsoft.com/office/word/2010/wordprocessingShape" mc:Ignorable="w14 w15 w16se w16cid w16 w16cex w16sdtdh wp14">
   <w:tbl>
     <w:tblPr>
       <w:tblStyle w:val="Tabelacomgrade"/>
@@ -9952,7 +10391,7 @@
 </file>
 
 <file path=word/numbering.xml><?xml version="1.0" encoding="utf-8"?>
-<w:numbering xmlns:wpc="http://schemas.microsoft.com/office/word/2010/wordprocessingCanvas" xmlns:cx="http://schemas.microsoft.com/office/drawing/2014/chartex" xmlns:cx1="http://schemas.microsoft.com/office/drawing/2015/9/8/chartex" xmlns:cx2="http://schemas.microsoft.com/office/drawing/2015/10/21/chartex" xmlns:cx3="http://schemas.microsoft.com/office/drawing/2016/5/9/chartex" xmlns:cx4="http://schemas.microsoft.com/office/drawing/2016/5/10/chartex" xmlns:cx5="http://schemas.microsoft.com/office/drawing/2016/5/11/chartex" xmlns:cx6="http://schemas.microsoft.com/office/drawing/2016/5/12/chartex" xmlns:cx7="http://schemas.microsoft.com/office/drawing/2016/5/13/chartex" xmlns:cx8="http://schemas.microsoft.com/office/drawing/2016/5/14/chartex" xmlns:mc="http://schemas.openxmlformats.org/markup-compatibility/2006" xmlns:aink="http://schemas.microsoft.com/office/drawing/2016/ink" xmlns:am3d="http://schemas.microsoft.com/office/drawing/2017/model3d" xmlns:o="urn:schemas-microsoft-com:office:office" xmlns:r="http://schemas.openxmlformats.org/officeDocument/2006/relationships" xmlns:m="http://schemas.openxmlformats.org/officeDocument/2006/math" xmlns:v="urn:schemas-microsoft-com:vml" xmlns:wp14="http://schemas.microsoft.com/office/word/2010/wordprocessingDrawing" xmlns:wp="http://schemas.openxmlformats.org/drawingml/2006/wordprocessingDrawing" xmlns:w10="urn:schemas-microsoft-com:office:word" xmlns:w="http://schemas.openxmlformats.org/wordprocessingml/2006/main" xmlns:w14="http://schemas.microsoft.com/office/word/2010/wordml" xmlns:w15="http://schemas.microsoft.com/office/word/2012/wordml" xmlns:w16cid="http://schemas.microsoft.com/office/word/2016/wordml/cid" xmlns:w16se="http://schemas.microsoft.com/office/word/2015/wordml/symex" xmlns:wpg="http://schemas.microsoft.com/office/word/2010/wordprocessingGroup" xmlns:wpi="http://schemas.microsoft.com/office/word/2010/wordprocessingInk" xmlns:wne="http://schemas.microsoft.com/office/word/2006/wordml" xmlns:wps="http://schemas.microsoft.com/office/word/2010/wordprocessingShape" mc:Ignorable="w14 w15 w16se w16cid wp14">
+<w:numbering xmlns:wpc="http://schemas.microsoft.com/office/word/2010/wordprocessingCanvas" xmlns:cx="http://schemas.microsoft.com/office/drawing/2014/chartex" xmlns:cx1="http://schemas.microsoft.com/office/drawing/2015/9/8/chartex" xmlns:cx2="http://schemas.microsoft.com/office/drawing/2015/10/21/chartex" xmlns:cx3="http://schemas.microsoft.com/office/drawing/2016/5/9/chartex" xmlns:cx4="http://schemas.microsoft.com/office/drawing/2016/5/10/chartex" xmlns:cx5="http://schemas.microsoft.com/office/drawing/2016/5/11/chartex" xmlns:cx6="http://schemas.microsoft.com/office/drawing/2016/5/12/chartex" xmlns:cx7="http://schemas.microsoft.com/office/drawing/2016/5/13/chartex" xmlns:cx8="http://schemas.microsoft.com/office/drawing/2016/5/14/chartex" xmlns:mc="http://schemas.openxmlformats.org/markup-compatibility/2006" xmlns:aink="http://schemas.microsoft.com/office/drawing/2016/ink" xmlns:am3d="http://schemas.microsoft.com/office/drawing/2017/model3d" xmlns:o="urn:schemas-microsoft-com:office:office" xmlns:oel="http://schemas.microsoft.com/office/2019/extlst" xmlns:r="http://schemas.openxmlformats.org/officeDocument/2006/relationships" xmlns:m="http://schemas.openxmlformats.org/officeDocument/2006/math" xmlns:v="urn:schemas-microsoft-com:vml" xmlns:wp14="http://schemas.microsoft.com/office/word/2010/wordprocessingDrawing" xmlns:wp="http://schemas.openxmlformats.org/drawingml/2006/wordprocessingDrawing" xmlns:w10="urn:schemas-microsoft-com:office:word" xmlns:w="http://schemas.openxmlformats.org/wordprocessingml/2006/main" xmlns:w14="http://schemas.microsoft.com/office/word/2010/wordml" xmlns:w15="http://schemas.microsoft.com/office/word/2012/wordml" xmlns:w16cex="http://schemas.microsoft.com/office/word/2018/wordml/cex" xmlns:w16cid="http://schemas.microsoft.com/office/word/2016/wordml/cid" xmlns:w16="http://schemas.microsoft.com/office/word/2018/wordml" xmlns:w16sdtdh="http://schemas.microsoft.com/office/word/2020/wordml/sdtdatahash" xmlns:w16se="http://schemas.microsoft.com/office/word/2015/wordml/symex" xmlns:wpg="http://schemas.microsoft.com/office/word/2010/wordprocessingGroup" xmlns:wpi="http://schemas.microsoft.com/office/word/2010/wordprocessingInk" xmlns:wne="http://schemas.microsoft.com/office/word/2006/wordml" xmlns:wps="http://schemas.microsoft.com/office/word/2010/wordprocessingShape" mc:Ignorable="w14 w15 w16se w16cid w16 w16cex w16sdtdh wp14">
   <w:abstractNum w:abstractNumId="0" w15:restartNumberingAfterBreak="0">
     <w:nsid w:val="01722F97"/>
     <w:multiLevelType w:val="hybridMultilevel"/>
@@ -14521,146 +14960,146 @@
       </w:pPr>
     </w:lvl>
   </w:abstractNum>
-  <w:num w:numId="1">
+  <w:num w:numId="1" w16cid:durableId="2004309380">
     <w:abstractNumId w:val="1"/>
   </w:num>
-  <w:num w:numId="2">
+  <w:num w:numId="2" w16cid:durableId="1729645236">
     <w:abstractNumId w:val="21"/>
   </w:num>
-  <w:num w:numId="3">
+  <w:num w:numId="3" w16cid:durableId="1698660037">
     <w:abstractNumId w:val="15"/>
   </w:num>
-  <w:num w:numId="4">
+  <w:num w:numId="4" w16cid:durableId="1881549375">
     <w:abstractNumId w:val="10"/>
   </w:num>
-  <w:num w:numId="5">
+  <w:num w:numId="5" w16cid:durableId="1910772769">
     <w:abstractNumId w:val="29"/>
   </w:num>
-  <w:num w:numId="6">
+  <w:num w:numId="6" w16cid:durableId="966666973">
     <w:abstractNumId w:val="41"/>
   </w:num>
-  <w:num w:numId="7">
+  <w:num w:numId="7" w16cid:durableId="2020934358">
     <w:abstractNumId w:val="12"/>
   </w:num>
-  <w:num w:numId="8">
+  <w:num w:numId="8" w16cid:durableId="1876382302">
     <w:abstractNumId w:val="42"/>
   </w:num>
-  <w:num w:numId="9">
+  <w:num w:numId="9" w16cid:durableId="1900095680">
     <w:abstractNumId w:val="44"/>
   </w:num>
-  <w:num w:numId="10">
+  <w:num w:numId="10" w16cid:durableId="1745644195">
     <w:abstractNumId w:val="3"/>
   </w:num>
-  <w:num w:numId="11">
+  <w:num w:numId="11" w16cid:durableId="1000617983">
     <w:abstractNumId w:val="26"/>
   </w:num>
-  <w:num w:numId="12">
+  <w:num w:numId="12" w16cid:durableId="1734113216">
     <w:abstractNumId w:val="27"/>
   </w:num>
-  <w:num w:numId="13">
+  <w:num w:numId="13" w16cid:durableId="810639495">
     <w:abstractNumId w:val="0"/>
   </w:num>
-  <w:num w:numId="14">
+  <w:num w:numId="14" w16cid:durableId="1272083434">
     <w:abstractNumId w:val="31"/>
   </w:num>
-  <w:num w:numId="15">
+  <w:num w:numId="15" w16cid:durableId="497380092">
     <w:abstractNumId w:val="30"/>
   </w:num>
-  <w:num w:numId="16">
+  <w:num w:numId="16" w16cid:durableId="1325014985">
     <w:abstractNumId w:val="33"/>
   </w:num>
-  <w:num w:numId="17">
+  <w:num w:numId="17" w16cid:durableId="1042436402">
     <w:abstractNumId w:val="25"/>
   </w:num>
-  <w:num w:numId="18">
+  <w:num w:numId="18" w16cid:durableId="90007863">
     <w:abstractNumId w:val="34"/>
   </w:num>
-  <w:num w:numId="19">
+  <w:num w:numId="19" w16cid:durableId="234751919">
     <w:abstractNumId w:val="32"/>
   </w:num>
-  <w:num w:numId="20">
+  <w:num w:numId="20" w16cid:durableId="267323361">
     <w:abstractNumId w:val="17"/>
   </w:num>
-  <w:num w:numId="21">
+  <w:num w:numId="21" w16cid:durableId="1228763965">
     <w:abstractNumId w:val="7"/>
   </w:num>
-  <w:num w:numId="22">
+  <w:num w:numId="22" w16cid:durableId="169108477">
     <w:abstractNumId w:val="23"/>
   </w:num>
-  <w:num w:numId="23">
+  <w:num w:numId="23" w16cid:durableId="1274482044">
     <w:abstractNumId w:val="16"/>
   </w:num>
-  <w:num w:numId="24">
+  <w:num w:numId="24" w16cid:durableId="696128358">
     <w:abstractNumId w:val="22"/>
   </w:num>
-  <w:num w:numId="25">
+  <w:num w:numId="25" w16cid:durableId="946352185">
     <w:abstractNumId w:val="8"/>
   </w:num>
-  <w:num w:numId="26">
+  <w:num w:numId="26" w16cid:durableId="1176730167">
     <w:abstractNumId w:val="19"/>
   </w:num>
-  <w:num w:numId="27">
+  <w:num w:numId="27" w16cid:durableId="857697918">
     <w:abstractNumId w:val="37"/>
   </w:num>
-  <w:num w:numId="28">
+  <w:num w:numId="28" w16cid:durableId="211305940">
     <w:abstractNumId w:val="20"/>
   </w:num>
-  <w:num w:numId="29">
+  <w:num w:numId="29" w16cid:durableId="332686737">
     <w:abstractNumId w:val="35"/>
   </w:num>
-  <w:num w:numId="30">
+  <w:num w:numId="30" w16cid:durableId="1434282071">
     <w:abstractNumId w:val="38"/>
   </w:num>
-  <w:num w:numId="31">
+  <w:num w:numId="31" w16cid:durableId="510531173">
     <w:abstractNumId w:val="6"/>
   </w:num>
-  <w:num w:numId="32">
+  <w:num w:numId="32" w16cid:durableId="1991669779">
     <w:abstractNumId w:val="14"/>
   </w:num>
-  <w:num w:numId="33">
+  <w:num w:numId="33" w16cid:durableId="1163622954">
     <w:abstractNumId w:val="24"/>
   </w:num>
-  <w:num w:numId="34">
+  <w:num w:numId="34" w16cid:durableId="1274091419">
     <w:abstractNumId w:val="2"/>
   </w:num>
-  <w:num w:numId="35">
+  <w:num w:numId="35" w16cid:durableId="1270964029">
     <w:abstractNumId w:val="40"/>
   </w:num>
-  <w:num w:numId="36">
+  <w:num w:numId="36" w16cid:durableId="2123068024">
     <w:abstractNumId w:val="4"/>
   </w:num>
-  <w:num w:numId="37">
+  <w:num w:numId="37" w16cid:durableId="1282998310">
     <w:abstractNumId w:val="39"/>
   </w:num>
-  <w:num w:numId="38">
+  <w:num w:numId="38" w16cid:durableId="983506110">
     <w:abstractNumId w:val="36"/>
   </w:num>
-  <w:num w:numId="39">
+  <w:num w:numId="39" w16cid:durableId="1338196638">
     <w:abstractNumId w:val="18"/>
   </w:num>
-  <w:num w:numId="40">
+  <w:num w:numId="40" w16cid:durableId="1796557292">
     <w:abstractNumId w:val="28"/>
   </w:num>
-  <w:num w:numId="41">
+  <w:num w:numId="41" w16cid:durableId="160126451">
     <w:abstractNumId w:val="5"/>
   </w:num>
-  <w:num w:numId="42">
+  <w:num w:numId="42" w16cid:durableId="1170173897">
     <w:abstractNumId w:val="43"/>
   </w:num>
-  <w:num w:numId="43">
+  <w:num w:numId="43" w16cid:durableId="1291322959">
     <w:abstractNumId w:val="11"/>
   </w:num>
-  <w:num w:numId="44">
+  <w:num w:numId="44" w16cid:durableId="1921674578">
     <w:abstractNumId w:val="13"/>
   </w:num>
-  <w:num w:numId="45">
+  <w:num w:numId="45" w16cid:durableId="443888143">
     <w:abstractNumId w:val="9"/>
   </w:num>
 </w:numbering>
 </file>
 
 <file path=word/styles.xml><?xml version="1.0" encoding="utf-8"?>
-<w:styles xmlns:mc="http://schemas.openxmlformats.org/markup-compatibility/2006" xmlns:r="http://schemas.openxmlformats.org/officeDocument/2006/relationships" xmlns:w="http://schemas.openxmlformats.org/wordprocessingml/2006/main" xmlns:w14="http://schemas.microsoft.com/office/word/2010/wordml" xmlns:w15="http://schemas.microsoft.com/office/word/2012/wordml" xmlns:w16cid="http://schemas.microsoft.com/office/word/2016/wordml/cid" xmlns:w16se="http://schemas.microsoft.com/office/word/2015/wordml/symex" mc:Ignorable="w14 w15 w16se w16cid">
+<w:styles xmlns:mc="http://schemas.openxmlformats.org/markup-compatibility/2006" xmlns:r="http://schemas.openxmlformats.org/officeDocument/2006/relationships" xmlns:w="http://schemas.openxmlformats.org/wordprocessingml/2006/main" xmlns:w14="http://schemas.microsoft.com/office/word/2010/wordml" xmlns:w15="http://schemas.microsoft.com/office/word/2012/wordml" xmlns:w16cex="http://schemas.microsoft.com/office/word/2018/wordml/cex" xmlns:w16cid="http://schemas.microsoft.com/office/word/2016/wordml/cid" xmlns:w16="http://schemas.microsoft.com/office/word/2018/wordml" xmlns:w16sdtdh="http://schemas.microsoft.com/office/word/2020/wordml/sdtdatahash" xmlns:w16se="http://schemas.microsoft.com/office/word/2015/wordml/symex" mc:Ignorable="w14 w15 w16se w16cid w16 w16cex w16sdtdh">
   <w:docDefaults>
     <w:rPrDefault>
       <w:rPr>
@@ -14678,7 +15117,7 @@
       </w:pPr>
     </w:pPrDefault>
   </w:docDefaults>
-  <w:latentStyles w:defLockedState="0" w:defUIPriority="99" w:defSemiHidden="0" w:defUnhideWhenUsed="0" w:defQFormat="0" w:count="375">
+  <w:latentStyles w:defLockedState="0" w:defUIPriority="99" w:defSemiHidden="0" w:defUnhideWhenUsed="0" w:defQFormat="0" w:count="376">
     <w:lsdException w:name="Normal" w:uiPriority="0" w:qFormat="1"/>
     <w:lsdException w:name="heading 1" w:uiPriority="9" w:qFormat="1"/>
     <w:lsdException w:name="heading 2" w:semiHidden="1" w:uiPriority="9" w:unhideWhenUsed="1" w:qFormat="1"/>
@@ -15054,6 +15493,7 @@
     <w:lsdException w:name="Smart Hyperlink" w:semiHidden="1" w:unhideWhenUsed="1"/>
     <w:lsdException w:name="Hashtag" w:semiHidden="1" w:unhideWhenUsed="1"/>
     <w:lsdException w:name="Unresolved Mention" w:semiHidden="1" w:unhideWhenUsed="1"/>
+    <w:lsdException w:name="Smart Link" w:semiHidden="1" w:unhideWhenUsed="1"/>
   </w:latentStyles>
   <w:style w:type="paragraph" w:default="1" w:styleId="Normal">
     <w:name w:val="Normal"/>
@@ -15689,6 +16129,27 @@
 </file>
 
 <file path=customXml/item1.xml><?xml version="1.0" encoding="utf-8"?>
+<b:Sources xmlns:b="http://schemas.openxmlformats.org/officeDocument/2006/bibliography" xmlns="http://schemas.openxmlformats.org/officeDocument/2006/bibliography" SelectedStyle="\APASixthEditionOfficeOnline.xsl" StyleName="APA" Version="6"/>
+</file>
+
+<file path=customXml/item2.xml><?xml version="1.0" encoding="utf-8"?>
+<?mso-contentType ?>
+<FormTemplates xmlns="http://schemas.microsoft.com/sharepoint/v3/contenttype/forms">
+  <Display>DocumentLibraryForm</Display>
+  <Edit>DocumentLibraryForm</Edit>
+  <New>DocumentLibraryForm</New>
+</FormTemplates>
+</file>
+
+<file path=customXml/item3.xml><?xml version="1.0" encoding="utf-8"?>
+<p:properties xmlns:p="http://schemas.microsoft.com/office/2006/metadata/properties" xmlns:xsi="http://www.w3.org/2001/XMLSchema-instance" xmlns:pc="http://schemas.microsoft.com/office/infopath/2007/PartnerControls">
+  <documentManagement>
+    <ReferenceId xmlns="5db4dade-7f2e-40f1-8d0b-ca8b494320e2" xsi:nil="true"/>
+  </documentManagement>
+</p:properties>
+</file>
+
+<file path=customXml/item4.xml><?xml version="1.0" encoding="utf-8"?>
 <ct:contentTypeSchema xmlns:ct="http://schemas.microsoft.com/office/2006/metadata/contentType" xmlns:ma="http://schemas.microsoft.com/office/2006/metadata/properties/metaAttributes" ct:_="" ma:_="" ma:contentTypeName="Documento" ma:contentTypeID="0x010100E2A2D26E9CC12A4C9C3992E174842F31" ma:contentTypeVersion="1" ma:contentTypeDescription="Crie um novo documento." ma:contentTypeScope="" ma:versionID="72f7ca78aab6e3b7a0ceb82157d2bd6d">
   <xsd:schema xmlns:xsd="http://www.w3.org/2001/XMLSchema" xmlns:xs="http://www.w3.org/2001/XMLSchema" xmlns:p="http://schemas.microsoft.com/office/2006/metadata/properties" xmlns:ns2="5db4dade-7f2e-40f1-8d0b-ca8b494320e2" targetNamespace="http://schemas.microsoft.com/office/2006/metadata/properties" ma:root="true" ma:fieldsID="2f6ff03e986c7e8b6ab835093e1e9089" ns2:_="">
     <xsd:import namespace="5db4dade-7f2e-40f1-8d0b-ca8b494320e2"/>
@@ -15814,28 +16275,33 @@
 </ct:contentTypeSchema>
 </file>
 
-<file path=customXml/item2.xml><?xml version="1.0" encoding="utf-8"?>
-<p:properties xmlns:p="http://schemas.microsoft.com/office/2006/metadata/properties" xmlns:xsi="http://www.w3.org/2001/XMLSchema-instance" xmlns:pc="http://schemas.microsoft.com/office/infopath/2007/PartnerControls">
-  <documentManagement>
-    <ReferenceId xmlns="5db4dade-7f2e-40f1-8d0b-ca8b494320e2" xsi:nil="true"/>
-  </documentManagement>
-</p:properties>
+<file path=customXml/itemProps1.xml><?xml version="1.0" encoding="utf-8"?>
+<ds:datastoreItem xmlns:ds="http://schemas.openxmlformats.org/officeDocument/2006/customXml" ds:itemID="{9EB04208-0FF9-4355-AD18-4D04E2F6595F}">
+  <ds:schemaRefs>
+    <ds:schemaRef ds:uri="http://schemas.openxmlformats.org/officeDocument/2006/bibliography"/>
+  </ds:schemaRefs>
+</ds:datastoreItem>
 </file>
 
-<file path=customXml/item3.xml><?xml version="1.0" encoding="utf-8"?>
-<?mso-contentType ?>
-<FormTemplates xmlns="http://schemas.microsoft.com/sharepoint/v3/contenttype/forms">
-  <Display>DocumentLibraryForm</Display>
-  <Edit>DocumentLibraryForm</Edit>
-  <New>DocumentLibraryForm</New>
-</FormTemplates>
+<file path=customXml/itemProps2.xml><?xml version="1.0" encoding="utf-8"?>
+<ds:datastoreItem xmlns:ds="http://schemas.openxmlformats.org/officeDocument/2006/customXml" ds:itemID="{A725063C-0E79-49BE-A86F-0C8BC13CC973}">
+  <ds:schemaRefs>
+    <ds:schemaRef ds:uri="http://schemas.microsoft.com/sharepoint/v3/contenttype/forms"/>
+  </ds:schemaRefs>
+</ds:datastoreItem>
 </file>
 
-<file path=customXml/item4.xml><?xml version="1.0" encoding="utf-8"?>
-<b:Sources xmlns:b="http://schemas.openxmlformats.org/officeDocument/2006/bibliography" xmlns="http://schemas.openxmlformats.org/officeDocument/2006/bibliography" SelectedStyle="\APASixthEditionOfficeOnline.xsl" StyleName="APA" Version="6"/>
+<file path=customXml/itemProps3.xml><?xml version="1.0" encoding="utf-8"?>
+<ds:datastoreItem xmlns:ds="http://schemas.openxmlformats.org/officeDocument/2006/customXml" ds:itemID="{84BC7A44-13E4-4713-ABCA-489818FC2205}">
+  <ds:schemaRefs>
+    <ds:schemaRef ds:uri="http://schemas.microsoft.com/office/2006/metadata/properties"/>
+    <ds:schemaRef ds:uri="http://schemas.microsoft.com/office/infopath/2007/PartnerControls"/>
+    <ds:schemaRef ds:uri="5db4dade-7f2e-40f1-8d0b-ca8b494320e2"/>
+  </ds:schemaRefs>
+</ds:datastoreItem>
 </file>
 
-<file path=customXml/itemProps1.xml><?xml version="1.0" encoding="utf-8"?>
+<file path=customXml/itemProps4.xml><?xml version="1.0" encoding="utf-8"?>
 <ds:datastoreItem xmlns:ds="http://schemas.openxmlformats.org/officeDocument/2006/customXml" ds:itemID="{D75AB5E2-3CC0-4270-97A8-C4FAB76E5A2C}">
   <ds:schemaRefs>
     <ds:schemaRef ds:uri="http://schemas.microsoft.com/office/2006/metadata/contentType"/>
@@ -15851,30 +16317,4 @@
     <ds:schemaRef ds:uri="http://schemas.microsoft.com/internal/obd"/>
   </ds:schemaRefs>
 </ds:datastoreItem>
-</file>
-
-<file path=customXml/itemProps2.xml><?xml version="1.0" encoding="utf-8"?>
-<ds:datastoreItem xmlns:ds="http://schemas.openxmlformats.org/officeDocument/2006/customXml" ds:itemID="{84BC7A44-13E4-4713-ABCA-489818FC2205}">
-  <ds:schemaRefs>
-    <ds:schemaRef ds:uri="http://schemas.microsoft.com/office/2006/metadata/properties"/>
-    <ds:schemaRef ds:uri="http://schemas.microsoft.com/office/infopath/2007/PartnerControls"/>
-    <ds:schemaRef ds:uri="5db4dade-7f2e-40f1-8d0b-ca8b494320e2"/>
-  </ds:schemaRefs>
-</ds:datastoreItem>
-</file>
-
-<file path=customXml/itemProps3.xml><?xml version="1.0" encoding="utf-8"?>
-<ds:datastoreItem xmlns:ds="http://schemas.openxmlformats.org/officeDocument/2006/customXml" ds:itemID="{A725063C-0E79-49BE-A86F-0C8BC13CC973}">
-  <ds:schemaRefs>
-    <ds:schemaRef ds:uri="http://schemas.microsoft.com/sharepoint/v3/contenttype/forms"/>
-  </ds:schemaRefs>
-</ds:datastoreItem>
-</file>
-
-<file path=customXml/itemProps4.xml><?xml version="1.0" encoding="utf-8"?>
-<ds:datastoreItem xmlns:ds="http://schemas.openxmlformats.org/officeDocument/2006/customXml" ds:itemID="{9EB04208-0FF9-4355-AD18-4D04E2F6595F}">
-  <ds:schemaRefs>
-    <ds:schemaRef ds:uri="http://schemas.openxmlformats.org/officeDocument/2006/bibliography"/>
-  </ds:schemaRefs>
-</ds:datastoreItem>
 </file>